--- a/CÔNG TY TNHH PCCC TUẤN PHÁT/TuanPhat_Thaydoi_CSH_DDPL/HoSo1_Hop dong chuyen nhuong.docx
+++ b/CÔNG TY TNHH PCCC TUẤN PHÁT/TuanPhat_Thaydoi_CSH_DDPL/HoSo1_Hop dong chuyen nhuong.docx
@@ -149,15 +149,25 @@
           <w:sz w:val="26"/>
           <w:szCs w:val="26"/>
         </w:rPr>
-        <w:t xml:space="preserve">Hôm nay, ngày Ngày </w:t>
-      </w:r>
-      <w:r>
-        <w:rPr>
-          <w:rFonts w:ascii="Times New Roman" w:hAnsi="Times New Roman"/>
-          <w:sz w:val="26"/>
-          <w:szCs w:val="26"/>
-        </w:rPr>
-        <w:t>26</w:t>
+        <w:t xml:space="preserve">Hôm nay, ngày </w:t>
+      </w:r>
+      <w:bookmarkStart w:id="0" w:name="_GoBack"/>
+      <w:bookmarkEnd w:id="0"/>
+      <w:r>
+        <w:rPr>
+          <w:rFonts w:ascii="Times New Roman" w:hAnsi="Times New Roman"/>
+          <w:sz w:val="26"/>
+          <w:szCs w:val="26"/>
+        </w:rPr>
+        <w:t>2</w:t>
+      </w:r>
+      <w:r>
+        <w:rPr>
+          <w:rFonts w:ascii="Times New Roman" w:hAnsi="Times New Roman"/>
+          <w:sz w:val="26"/>
+          <w:szCs w:val="26"/>
+        </w:rPr>
+        <w:t>9</w:t>
       </w:r>
       <w:r>
         <w:rPr>
@@ -205,7 +215,7 @@
           <w:sz w:val="26"/>
           <w:szCs w:val="26"/>
         </w:rPr>
-        <w:t>CÔNG TY TNHH SẢN XUẤT VẠN SỰ PHÚC</w:t>
+        <w:t>CÔNG TY TNHH PCCC TUẤN PHÁT</w:t>
       </w:r>
       <w:r>
         <w:rPr>
@@ -221,7 +231,7 @@
           <w:sz w:val="26"/>
           <w:szCs w:val="26"/>
         </w:rPr>
-        <w:t>Số 5A/10, đường Bùi Hữu Nghĩa, khu phố Bình Đức 2, Phường Bình Hòa, Thành phố Hồ Chí Minh, Việt Nam</w:t>
+        <w:t>Số 109, Đường Số 8, Khu Phố 43, Phường Linh Xuân, Thành phố Hồ Chí Minh, Việt Nam</w:t>
       </w:r>
     </w:p>
     <w:p>
@@ -295,7 +305,21 @@
           <w:sz w:val="26"/>
           <w:szCs w:val="26"/>
         </w:rPr>
-        <w:t xml:space="preserve">Họ, chữ đệm và tên: LƯU THỊ MAI KHANH </w:t>
+        <w:t xml:space="preserve">Họ, chữ đệm và tên: </w:t>
+      </w:r>
+      <w:r>
+        <w:rPr>
+          <w:sz w:val="26"/>
+          <w:szCs w:val="26"/>
+        </w:rPr>
+        <w:t>LÊ TÚ TÀI</w:t>
+      </w:r>
+      <w:r>
+        <w:rPr>
+          <w:sz w:val="26"/>
+          <w:szCs w:val="26"/>
+        </w:rPr>
+        <w:t xml:space="preserve"> </w:t>
       </w:r>
     </w:p>
     <w:p>
@@ -311,7 +335,17 @@
           <w:sz w:val="26"/>
           <w:szCs w:val="26"/>
         </w:rPr>
-        <w:t xml:space="preserve">Ngày, tháng, năm sinh: 15/04/1993 </w:t>
+        <w:t xml:space="preserve">Ngày, tháng, năm sinh: </w:t>
+      </w:r>
+      <w:r>
+        <w:t>17/05/1985</w:t>
+      </w:r>
+      <w:r>
+        <w:rPr>
+          <w:sz w:val="26"/>
+          <w:szCs w:val="26"/>
+        </w:rPr>
+        <w:t xml:space="preserve"> </w:t>
       </w:r>
     </w:p>
     <w:p>
@@ -327,7 +361,10 @@
           <w:sz w:val="26"/>
           <w:szCs w:val="26"/>
         </w:rPr>
-        <w:t xml:space="preserve">Số định danh cá nhân: 080193017636 </w:t>
+        <w:t xml:space="preserve">Số định danh cá nhân: </w:t>
+      </w:r>
+      <w:r>
+        <w:t>049085021001</w:t>
       </w:r>
     </w:p>
     <w:p>
@@ -343,7 +380,7 @@
           <w:sz w:val="26"/>
           <w:szCs w:val="26"/>
         </w:rPr>
-        <w:t xml:space="preserve">Giới tính: Nữ </w:t>
+        <w:t>Giới tính: Nam</w:t>
       </w:r>
     </w:p>
     <w:p>
@@ -375,7 +412,17 @@
           <w:sz w:val="26"/>
           <w:szCs w:val="26"/>
         </w:rPr>
-        <w:t xml:space="preserve">Địa chỉ thường trú và địa chỉ liên lạc: Số 35, Đx 119, Tổ 54, Khu 7, Phường Phú An, Thành phố Hồ Chí Minh, Việt Nam </w:t>
+        <w:t xml:space="preserve">Địa chỉ liên lạc: </w:t>
+      </w:r>
+      <w:r>
+        <w:t>Số 96/26A/15 Lê Văn Chí, Phường Linh Xuân, Thành phố Hồ Chí Minh, Việt Nam</w:t>
+      </w:r>
+      <w:r>
+        <w:rPr>
+          <w:sz w:val="26"/>
+          <w:szCs w:val="26"/>
+        </w:rPr>
+        <w:t xml:space="preserve"> </w:t>
       </w:r>
     </w:p>
     <w:p>
@@ -445,7 +492,7 @@
           <w:sz w:val="26"/>
           <w:szCs w:val="26"/>
         </w:rPr>
-        <w:t>HỨA NGỌC HẠNH</w:t>
+        <w:t>LÊ HOÀNG GIANG</w:t>
       </w:r>
     </w:p>
     <w:p>
@@ -465,9 +512,10 @@
       </w:r>
       <w:r>
         <w:rPr>
-          <w:lang w:val="sv-SE"/>
-        </w:rPr>
-        <w:t>14/07/1991</w:t>
+          <w:sz w:val="26"/>
+          <w:szCs w:val="26"/>
+        </w:rPr>
+        <w:t>03/08/1988</w:t>
       </w:r>
       <w:r>
         <w:rPr>
@@ -494,9 +542,10 @@
       </w:r>
       <w:r>
         <w:rPr>
-          <w:lang w:val="vi-VN" w:eastAsia="zh-CN"/>
-        </w:rPr>
-        <w:t>091191009007</w:t>
+          <w:sz w:val="26"/>
+          <w:szCs w:val="26"/>
+        </w:rPr>
+        <w:t>038088044977</w:t>
       </w:r>
     </w:p>
     <w:p>
@@ -512,7 +561,7 @@
           <w:sz w:val="26"/>
           <w:szCs w:val="26"/>
         </w:rPr>
-        <w:t xml:space="preserve">Giới tính: Nữ </w:t>
+        <w:t>Giới tính: Nam</w:t>
       </w:r>
     </w:p>
     <w:p>
@@ -544,37 +593,21 @@
           <w:sz w:val="26"/>
           <w:szCs w:val="26"/>
         </w:rPr>
-        <w:t xml:space="preserve">Địa chỉ thường trú và địa chỉ liên lạc: </w:t>
-      </w:r>
-      <w:r>
-        <w:t>Tổ 18, Khu 6</w:t>
-      </w:r>
-      <w:r>
-        <w:rPr>
-          <w:sz w:val="26"/>
-          <w:szCs w:val="26"/>
-        </w:rPr>
-        <w:t xml:space="preserve">, </w:t>
-      </w:r>
-      <w:r>
-        <w:t>phường Tân Phú</w:t>
-      </w:r>
-      <w:r>
-        <w:rPr>
-          <w:sz w:val="26"/>
-          <w:szCs w:val="26"/>
-        </w:rPr>
-        <w:t xml:space="preserve">, </w:t>
-      </w:r>
-      <w:r>
-        <w:t>Thành phố Đồng Nai</w:t>
-      </w:r>
-      <w:r>
-        <w:rPr>
-          <w:sz w:val="26"/>
-          <w:szCs w:val="26"/>
-        </w:rPr>
-        <w:t xml:space="preserve">, Việt Nam </w:t>
+        <w:t xml:space="preserve">Địa chỉ liên lạc: </w:t>
+      </w:r>
+      <w:r>
+        <w:rPr>
+          <w:sz w:val="26"/>
+          <w:szCs w:val="26"/>
+        </w:rPr>
+        <w:t>58/2 Đường 16, KP1, Phường Linh Xuân, Thành phố Hồ Chí Minh, Việt Nam</w:t>
+      </w:r>
+      <w:r>
+        <w:rPr>
+          <w:sz w:val="26"/>
+          <w:szCs w:val="26"/>
+        </w:rPr>
+        <w:t xml:space="preserve"> </w:t>
       </w:r>
     </w:p>
     <w:p>
@@ -695,7 +728,7 @@
           <w:sz w:val="26"/>
           <w:szCs w:val="26"/>
         </w:rPr>
-        <w:t>LƯU THỊ MAI KHANH</w:t>
+        <w:t>LÊ TÚ TÀI</w:t>
       </w:r>
       <w:r>
         <w:rPr>
@@ -711,7 +744,7 @@
           <w:sz w:val="26"/>
           <w:szCs w:val="26"/>
         </w:rPr>
-        <w:t>CÔNG TY TNHH SẢN XUẤT VẠN SỰ PHÚC</w:t>
+        <w:t>CÔNG TY TNHH PCCC TUẤN PHÁT</w:t>
       </w:r>
       <w:r>
         <w:rPr>
@@ -723,6 +756,50 @@
       </w:r>
       <w:r>
         <w:rPr>
+          <w:rFonts w:ascii="Times New Roman" w:eastAsia="Times New Roman" w:hAnsi="Times New Roman"/>
+          <w:sz w:val="24"/>
+          <w:szCs w:val="24"/>
+        </w:rPr>
+        <w:t>9.000.000.000 đồng</w:t>
+      </w:r>
+      <w:r>
+        <w:rPr>
+          <w:rFonts w:ascii="Times New Roman" w:hAnsi="Times New Roman"/>
+          <w:color w:val="000000" w:themeColor="text1"/>
+          <w:sz w:val="26"/>
+          <w:szCs w:val="26"/>
+          <w:lang w:val="sv-SE" w:eastAsia="zh-CN"/>
+        </w:rPr>
+        <w:t xml:space="preserve"> (</w:t>
+      </w:r>
+      <w:r>
+        <w:rPr>
+          <w:rFonts w:ascii="Times New Roman" w:hAnsi="Times New Roman"/>
+          <w:sz w:val="26"/>
+          <w:szCs w:val="26"/>
+        </w:rPr>
+        <w:t>Chín tỷ đồng</w:t>
+      </w:r>
+      <w:r>
+        <w:rPr>
+          <w:rFonts w:ascii="Times New Roman" w:hAnsi="Times New Roman"/>
+          <w:color w:val="000000" w:themeColor="text1"/>
+          <w:sz w:val="26"/>
+          <w:szCs w:val="26"/>
+          <w:lang w:val="sv-SE" w:eastAsia="zh-CN"/>
+        </w:rPr>
+        <w:t>)</w:t>
+      </w:r>
+      <w:r>
+        <w:rPr>
+          <w:rFonts w:ascii="Times New Roman" w:hAnsi="Times New Roman"/>
+          <w:sz w:val="26"/>
+          <w:szCs w:val="26"/>
+        </w:rPr>
+        <w:t xml:space="preserve">, tương ứng với tỷ lệ </w:t>
+      </w:r>
+      <w:r>
+        <w:rPr>
           <w:rFonts w:ascii="Times New Roman" w:hAnsi="Times New Roman"/>
           <w:sz w:val="26"/>
           <w:szCs w:val="26"/>
@@ -735,7 +812,15 @@
           <w:sz w:val="26"/>
           <w:szCs w:val="26"/>
         </w:rPr>
-        <w:t>.000.000.000</w:t>
+        <w:t xml:space="preserve">0% vốn điều lệ công ty theo Giấy chứng nhận đăng ký doanh nghiệp số </w:t>
+      </w:r>
+      <w:r>
+        <w:rPr>
+          <w:rFonts w:ascii="Times New Roman" w:hAnsi="Times New Roman"/>
+          <w:sz w:val="26"/>
+          <w:szCs w:val="26"/>
+        </w:rPr>
+        <w:t xml:space="preserve">0318976918 </w:t>
       </w:r>
       <w:r>
         <w:rPr>
@@ -748,28 +833,164 @@
       <w:r>
         <w:rPr>
           <w:rFonts w:ascii="Times New Roman" w:hAnsi="Times New Roman"/>
+          <w:sz w:val="26"/>
+          <w:szCs w:val="26"/>
+        </w:rPr>
+        <w:t>do Phòng Đăng ký kinh doanh</w:t>
+      </w:r>
+      <w:r>
+        <w:rPr>
+          <w:rFonts w:ascii="Times New Roman" w:hAnsi="Times New Roman"/>
+          <w:sz w:val="26"/>
+          <w:szCs w:val="26"/>
+        </w:rPr>
+        <w:t xml:space="preserve"> – </w:t>
+      </w:r>
+      <w:r>
+        <w:rPr>
+          <w:rFonts w:ascii="Times New Roman" w:hAnsi="Times New Roman"/>
+          <w:sz w:val="26"/>
+          <w:szCs w:val="26"/>
+        </w:rPr>
+        <w:t xml:space="preserve">Sở </w:t>
+      </w:r>
+      <w:r>
+        <w:rPr>
+          <w:rFonts w:ascii="Times New Roman" w:hAnsi="Times New Roman"/>
+          <w:sz w:val="26"/>
+          <w:szCs w:val="26"/>
+        </w:rPr>
+        <w:t>Tài Chính thành phố Hồ Chí Minh</w:t>
+      </w:r>
+      <w:r>
+        <w:rPr>
+          <w:rFonts w:ascii="Times New Roman" w:hAnsi="Times New Roman"/>
+          <w:sz w:val="26"/>
+          <w:szCs w:val="26"/>
+        </w:rPr>
+        <w:t xml:space="preserve"> </w:t>
+      </w:r>
+      <w:r>
+        <w:rPr>
+          <w:rFonts w:ascii="Times New Roman" w:hAnsi="Times New Roman"/>
+          <w:sz w:val="26"/>
+          <w:szCs w:val="26"/>
+        </w:rPr>
+        <w:t>đ</w:t>
+      </w:r>
+      <w:r>
+        <w:rPr>
+          <w:rFonts w:ascii="Times New Roman" w:hAnsi="Times New Roman"/>
+          <w:sz w:val="26"/>
+          <w:szCs w:val="26"/>
+        </w:rPr>
+        <w:t xml:space="preserve">ăng ký lần đầu: </w:t>
+      </w:r>
+      <w:r>
+        <w:rPr>
+          <w:rFonts w:ascii="Times New Roman" w:eastAsia="Times New Roman" w:hAnsi="Times New Roman"/>
+          <w:sz w:val="24"/>
+          <w:szCs w:val="24"/>
+        </w:rPr>
+        <w:t>ngày 30 tháng 05 năm 2025</w:t>
+      </w:r>
+      <w:r>
+        <w:rPr>
+          <w:rFonts w:ascii="Times New Roman" w:hAnsi="Times New Roman"/>
+          <w:sz w:val="26"/>
+          <w:szCs w:val="26"/>
+        </w:rPr>
+        <w:t xml:space="preserve"> Đăng ký thay đổi lần thứ: </w:t>
+      </w:r>
+      <w:r>
+        <w:rPr>
+          <w:rFonts w:ascii="Times New Roman" w:eastAsia="Times New Roman" w:hAnsi="Times New Roman"/>
+          <w:sz w:val="24"/>
+          <w:szCs w:val="24"/>
+        </w:rPr>
+        <w:t>2, ngày 24 tháng 10 năm 2025</w:t>
+      </w:r>
+    </w:p>
+    <w:p>
+      <w:pPr>
+        <w:jc w:val="both"/>
+        <w:rPr>
+          <w:rFonts w:ascii="Times New Roman" w:hAnsi="Times New Roman"/>
           <w:color w:val="000000" w:themeColor="text1"/>
           <w:sz w:val="26"/>
           <w:szCs w:val="26"/>
           <w:lang w:val="sv-SE" w:eastAsia="zh-CN"/>
         </w:rPr>
-        <w:t>VNĐ (</w:t>
-      </w:r>
-      <w:r>
-        <w:rPr>
-          <w:rFonts w:ascii="Times New Roman" w:hAnsi="Times New Roman"/>
-          <w:sz w:val="26"/>
-          <w:szCs w:val="26"/>
-        </w:rPr>
-        <w:t>Mười</w:t>
-      </w:r>
-      <w:r>
-        <w:rPr>
-          <w:rFonts w:ascii="Times New Roman" w:hAnsi="Times New Roman"/>
-          <w:sz w:val="26"/>
-          <w:szCs w:val="26"/>
-        </w:rPr>
-        <w:t xml:space="preserve"> tỷ đồng</w:t>
+      </w:pPr>
+      <w:r>
+        <w:rPr>
+          <w:rFonts w:ascii="Times New Roman" w:eastAsia="Times New Roman" w:hAnsi="Times New Roman"/>
+          <w:b/>
+          <w:color w:val="000000" w:themeColor="text1"/>
+          <w:sz w:val="26"/>
+          <w:szCs w:val="26"/>
+          <w:u w:val="single"/>
+          <w:lang w:val="sv-SE"/>
+        </w:rPr>
+        <w:t>Điều 2:</w:t>
+      </w:r>
+      <w:r>
+        <w:rPr>
+          <w:rFonts w:ascii="Times New Roman" w:eastAsia="Times New Roman" w:hAnsi="Times New Roman"/>
+          <w:color w:val="000000" w:themeColor="text1"/>
+          <w:sz w:val="26"/>
+          <w:szCs w:val="26"/>
+          <w:lang w:val="sv-SE"/>
+        </w:rPr>
+        <w:t xml:space="preserve"> Hai bên cùng </w:t>
+      </w:r>
+      <w:r>
+        <w:rPr>
+          <w:rFonts w:ascii="Times New Roman" w:eastAsia="Times New Roman" w:hAnsi="Times New Roman"/>
+          <w:color w:val="000000" w:themeColor="text1"/>
+          <w:sz w:val="26"/>
+          <w:szCs w:val="26"/>
+          <w:lang w:val="sv-SE"/>
+        </w:rPr>
+        <w:t xml:space="preserve">thỏa thuận chuyển nhượng </w:t>
+      </w:r>
+      <w:r>
+        <w:rPr>
+          <w:rFonts w:ascii="Times New Roman" w:eastAsia="Times New Roman" w:hAnsi="Times New Roman"/>
+          <w:color w:val="000000" w:themeColor="text1"/>
+          <w:sz w:val="26"/>
+          <w:szCs w:val="26"/>
+          <w:lang w:val="sv-SE"/>
+        </w:rPr>
+        <w:t>phần</w:t>
+      </w:r>
+      <w:r>
+        <w:rPr>
+          <w:rFonts w:ascii="Times New Roman" w:eastAsia="Times New Roman" w:hAnsi="Times New Roman"/>
+          <w:color w:val="000000" w:themeColor="text1"/>
+          <w:sz w:val="26"/>
+          <w:szCs w:val="26"/>
+          <w:lang w:val="sv-SE"/>
+        </w:rPr>
+        <w:t xml:space="preserve"> vốn góp </w:t>
+      </w:r>
+      <w:r>
+        <w:rPr>
+          <w:rFonts w:ascii="Times New Roman" w:eastAsia="Times New Roman" w:hAnsi="Times New Roman"/>
+          <w:color w:val="000000" w:themeColor="text1"/>
+          <w:sz w:val="26"/>
+          <w:szCs w:val="26"/>
+          <w:lang w:val="sv-SE"/>
+        </w:rPr>
+        <w:t xml:space="preserve"> là </w:t>
+      </w:r>
+      <w:r>
+        <w:rPr>
+          <w:rFonts w:ascii="Times New Roman" w:eastAsia="Times New Roman" w:hAnsi="Times New Roman"/>
+          <w:sz w:val="24"/>
+          <w:szCs w:val="24"/>
+        </w:rPr>
+        <w:t>9.000.000.000 đồng</w:t>
       </w:r>
       <w:r>
         <w:rPr>
@@ -779,347 +1000,141 @@
           <w:szCs w:val="26"/>
           <w:lang w:val="sv-SE" w:eastAsia="zh-CN"/>
         </w:rPr>
+        <w:t xml:space="preserve"> (</w:t>
+      </w:r>
+      <w:r>
+        <w:rPr>
+          <w:rFonts w:ascii="Times New Roman" w:hAnsi="Times New Roman"/>
+          <w:sz w:val="26"/>
+          <w:szCs w:val="26"/>
+        </w:rPr>
+        <w:t>Chín tỷ đồng</w:t>
+      </w:r>
+      <w:r>
+        <w:rPr>
+          <w:rFonts w:ascii="Times New Roman" w:hAnsi="Times New Roman"/>
+          <w:color w:val="000000" w:themeColor="text1"/>
+          <w:sz w:val="26"/>
+          <w:szCs w:val="26"/>
+          <w:lang w:val="sv-SE" w:eastAsia="zh-CN"/>
+        </w:rPr>
         <w:t>)</w:t>
       </w:r>
       <w:r>
         <w:rPr>
           <w:rFonts w:ascii="Times New Roman" w:hAnsi="Times New Roman"/>
-          <w:sz w:val="26"/>
-          <w:szCs w:val="26"/>
-        </w:rPr>
-        <w:t xml:space="preserve">, tương ứng với tỷ lệ </w:t>
-      </w:r>
-      <w:r>
-        <w:rPr>
-          <w:rFonts w:ascii="Times New Roman" w:hAnsi="Times New Roman"/>
-          <w:sz w:val="26"/>
-          <w:szCs w:val="26"/>
+          <w:color w:val="000000" w:themeColor="text1"/>
+          <w:sz w:val="26"/>
+          <w:szCs w:val="26"/>
+          <w:lang w:val="sv-SE" w:eastAsia="zh-CN"/>
+        </w:rPr>
+        <w:t xml:space="preserve"> </w:t>
+      </w:r>
+      <w:r>
+        <w:rPr>
+          <w:rFonts w:ascii="Times New Roman" w:hAnsi="Times New Roman"/>
+          <w:color w:val="000000" w:themeColor="text1"/>
+          <w:sz w:val="26"/>
+          <w:szCs w:val="26"/>
+          <w:lang w:val="sv-SE" w:eastAsia="zh-CN"/>
+        </w:rPr>
+        <w:t xml:space="preserve"> chiếm </w:t>
+      </w:r>
+      <w:r>
+        <w:rPr>
+          <w:rFonts w:ascii="Times New Roman" w:eastAsia="Times New Roman" w:hAnsi="Times New Roman"/>
+          <w:color w:val="000000" w:themeColor="text1"/>
+          <w:sz w:val="26"/>
+          <w:szCs w:val="26"/>
+          <w:lang w:val="sv-SE"/>
+        </w:rPr>
+        <w:t xml:space="preserve">tỷ lệ </w:t>
+      </w:r>
+      <w:r>
+        <w:rPr>
+          <w:rFonts w:ascii="Times New Roman" w:eastAsia="Times New Roman" w:hAnsi="Times New Roman"/>
+          <w:color w:val="000000" w:themeColor="text1"/>
+          <w:sz w:val="26"/>
+          <w:szCs w:val="26"/>
+          <w:lang w:val="sv-SE"/>
         </w:rPr>
         <w:t>10</w:t>
       </w:r>
       <w:r>
         <w:rPr>
-          <w:rFonts w:ascii="Times New Roman" w:hAnsi="Times New Roman"/>
-          <w:sz w:val="26"/>
-          <w:szCs w:val="26"/>
-        </w:rPr>
-        <w:t xml:space="preserve">0% vốn điều lệ công ty theo Giấy chứng nhận đăng ký doanh nghiệp số </w:t>
-      </w:r>
-      <w:r>
-        <w:rPr>
-          <w:rFonts w:ascii="Times New Roman" w:hAnsi="Times New Roman"/>
-          <w:sz w:val="26"/>
-          <w:szCs w:val="26"/>
-        </w:rPr>
-        <w:t>3703442279</w:t>
-      </w:r>
-      <w:r>
-        <w:rPr>
-          <w:rFonts w:ascii="Times New Roman" w:hAnsi="Times New Roman"/>
-          <w:sz w:val="26"/>
-          <w:szCs w:val="26"/>
+          <w:rFonts w:ascii="Times New Roman" w:eastAsia="Times New Roman" w:hAnsi="Times New Roman"/>
+          <w:color w:val="000000" w:themeColor="text1"/>
+          <w:sz w:val="26"/>
+          <w:szCs w:val="26"/>
+          <w:lang w:val="sv-SE"/>
+        </w:rPr>
+        <w:t>0</w:t>
+      </w:r>
+      <w:r>
+        <w:rPr>
+          <w:rFonts w:ascii="Times New Roman" w:eastAsia="Times New Roman" w:hAnsi="Times New Roman"/>
+          <w:color w:val="000000" w:themeColor="text1"/>
+          <w:sz w:val="26"/>
+          <w:szCs w:val="26"/>
+          <w:lang w:val="sv-SE"/>
+        </w:rPr>
+        <w:t xml:space="preserve">% vốn điều lệ với giá chuyển nhượng là </w:t>
+      </w:r>
+      <w:r>
+        <w:rPr>
+          <w:rFonts w:ascii="Times New Roman" w:eastAsia="Times New Roman" w:hAnsi="Times New Roman"/>
+          <w:sz w:val="24"/>
+          <w:szCs w:val="24"/>
+        </w:rPr>
+        <w:t>9.000.000.000 đồng</w:t>
+      </w:r>
+      <w:r>
+        <w:rPr>
+          <w:rFonts w:ascii="Times New Roman" w:hAnsi="Times New Roman"/>
+          <w:color w:val="000000" w:themeColor="text1"/>
+          <w:sz w:val="26"/>
+          <w:szCs w:val="26"/>
+          <w:lang w:val="sv-SE" w:eastAsia="zh-CN"/>
+        </w:rPr>
+        <w:t xml:space="preserve"> (</w:t>
+      </w:r>
+      <w:r>
+        <w:rPr>
+          <w:rFonts w:ascii="Times New Roman" w:hAnsi="Times New Roman"/>
+          <w:sz w:val="26"/>
+          <w:szCs w:val="26"/>
+        </w:rPr>
+        <w:t>Chín tỷ đồng</w:t>
+      </w:r>
+      <w:r>
+        <w:rPr>
+          <w:rFonts w:ascii="Times New Roman" w:hAnsi="Times New Roman"/>
+          <w:color w:val="000000" w:themeColor="text1"/>
+          <w:sz w:val="26"/>
+          <w:szCs w:val="26"/>
+          <w:lang w:val="sv-SE" w:eastAsia="zh-CN"/>
+        </w:rPr>
+        <w:t>)</w:t>
+      </w:r>
+      <w:r>
+        <w:rPr>
+          <w:rFonts w:ascii="Times New Roman" w:hAnsi="Times New Roman"/>
+          <w:color w:val="000000" w:themeColor="text1"/>
+          <w:sz w:val="26"/>
+          <w:szCs w:val="26"/>
+          <w:lang w:val="sv-SE" w:eastAsia="zh-CN"/>
+        </w:rPr>
+        <w:t>.</w:t>
+      </w:r>
+      <w:r>
+        <w:rPr>
+          <w:rFonts w:ascii="Times New Roman" w:hAnsi="Times New Roman"/>
+          <w:color w:val="000000" w:themeColor="text1"/>
+          <w:sz w:val="26"/>
+          <w:szCs w:val="26"/>
+          <w:lang w:val="sv-SE" w:eastAsia="zh-CN"/>
         </w:rPr>
         <w:t xml:space="preserve"> </w:t>
-      </w:r>
-      <w:r>
-        <w:rPr>
-          <w:rFonts w:ascii="Times New Roman" w:hAnsi="Times New Roman"/>
-          <w:sz w:val="26"/>
-          <w:szCs w:val="26"/>
-        </w:rPr>
-        <w:t>do Phòng Đăng ký kinh doanh</w:t>
-      </w:r>
-      <w:r>
-        <w:rPr>
-          <w:rFonts w:ascii="Times New Roman" w:hAnsi="Times New Roman"/>
-          <w:sz w:val="26"/>
-          <w:szCs w:val="26"/>
-        </w:rPr>
-        <w:t xml:space="preserve"> – </w:t>
-      </w:r>
-      <w:r>
-        <w:rPr>
-          <w:rFonts w:ascii="Times New Roman" w:hAnsi="Times New Roman"/>
-          <w:sz w:val="26"/>
-          <w:szCs w:val="26"/>
-        </w:rPr>
-        <w:t xml:space="preserve">Sở </w:t>
-      </w:r>
-      <w:r>
-        <w:rPr>
-          <w:rFonts w:ascii="Times New Roman" w:hAnsi="Times New Roman"/>
-          <w:sz w:val="26"/>
-          <w:szCs w:val="26"/>
-        </w:rPr>
-        <w:t>Tài Chính thành phố Hồ Chí Minh</w:t>
-      </w:r>
-      <w:r>
-        <w:rPr>
-          <w:rFonts w:ascii="Times New Roman" w:hAnsi="Times New Roman"/>
-          <w:sz w:val="26"/>
-          <w:szCs w:val="26"/>
-        </w:rPr>
-        <w:t xml:space="preserve"> </w:t>
-      </w:r>
-      <w:r>
-        <w:rPr>
-          <w:rFonts w:ascii="Times New Roman" w:hAnsi="Times New Roman"/>
-          <w:sz w:val="26"/>
-          <w:szCs w:val="26"/>
-        </w:rPr>
-        <w:t>đ</w:t>
-      </w:r>
-      <w:r>
-        <w:rPr>
-          <w:rFonts w:ascii="Times New Roman" w:hAnsi="Times New Roman"/>
-          <w:sz w:val="26"/>
-          <w:szCs w:val="26"/>
-        </w:rPr>
-        <w:t>ăng ký lần đầu: ngày 09 tháng 02 năm 2026 Đăng ký thay đổi lần thứ: 1, ngày 10 tháng 03 năm 2026</w:t>
-      </w:r>
-    </w:p>
-    <w:p>
-      <w:pPr>
-        <w:jc w:val="both"/>
-        <w:rPr>
-          <w:rFonts w:ascii="Times New Roman" w:hAnsi="Times New Roman"/>
-          <w:color w:val="000000" w:themeColor="text1"/>
-          <w:sz w:val="26"/>
-          <w:szCs w:val="26"/>
-          <w:lang w:val="sv-SE" w:eastAsia="zh-CN"/>
-        </w:rPr>
-      </w:pPr>
-      <w:r>
-        <w:rPr>
-          <w:rFonts w:ascii="Times New Roman" w:eastAsia="Times New Roman" w:hAnsi="Times New Roman"/>
-          <w:b/>
-          <w:color w:val="000000" w:themeColor="text1"/>
-          <w:sz w:val="26"/>
-          <w:szCs w:val="26"/>
-          <w:u w:val="single"/>
-          <w:lang w:val="sv-SE"/>
-        </w:rPr>
-        <w:t>Điều 2:</w:t>
-      </w:r>
-      <w:r>
-        <w:rPr>
-          <w:rFonts w:ascii="Times New Roman" w:eastAsia="Times New Roman" w:hAnsi="Times New Roman"/>
-          <w:color w:val="000000" w:themeColor="text1"/>
-          <w:sz w:val="26"/>
-          <w:szCs w:val="26"/>
-          <w:lang w:val="sv-SE"/>
-        </w:rPr>
-        <w:t xml:space="preserve"> Hai bên cùng </w:t>
-      </w:r>
-      <w:r>
-        <w:rPr>
-          <w:rFonts w:ascii="Times New Roman" w:eastAsia="Times New Roman" w:hAnsi="Times New Roman"/>
-          <w:color w:val="000000" w:themeColor="text1"/>
-          <w:sz w:val="26"/>
-          <w:szCs w:val="26"/>
-          <w:lang w:val="sv-SE"/>
-        </w:rPr>
-        <w:t xml:space="preserve">thỏa thuận chuyển nhượng </w:t>
-      </w:r>
-      <w:r>
-        <w:rPr>
-          <w:rFonts w:ascii="Times New Roman" w:eastAsia="Times New Roman" w:hAnsi="Times New Roman"/>
-          <w:color w:val="000000" w:themeColor="text1"/>
-          <w:sz w:val="26"/>
-          <w:szCs w:val="26"/>
-          <w:lang w:val="sv-SE"/>
-        </w:rPr>
-        <w:t>phần</w:t>
-      </w:r>
-      <w:r>
-        <w:rPr>
-          <w:rFonts w:ascii="Times New Roman" w:eastAsia="Times New Roman" w:hAnsi="Times New Roman"/>
-          <w:color w:val="000000" w:themeColor="text1"/>
-          <w:sz w:val="26"/>
-          <w:szCs w:val="26"/>
-          <w:lang w:val="sv-SE"/>
-        </w:rPr>
-        <w:t xml:space="preserve"> vốn góp </w:t>
-      </w:r>
-      <w:r>
-        <w:rPr>
-          <w:rFonts w:ascii="Times New Roman" w:eastAsia="Times New Roman" w:hAnsi="Times New Roman"/>
-          <w:color w:val="000000" w:themeColor="text1"/>
-          <w:sz w:val="26"/>
-          <w:szCs w:val="26"/>
-          <w:lang w:val="sv-SE"/>
-        </w:rPr>
-        <w:t xml:space="preserve"> là </w:t>
-      </w:r>
-      <w:r>
-        <w:rPr>
-          <w:rFonts w:ascii="Times New Roman" w:hAnsi="Times New Roman"/>
-          <w:sz w:val="26"/>
-          <w:szCs w:val="26"/>
-        </w:rPr>
-        <w:t>10</w:t>
-      </w:r>
-      <w:r>
-        <w:rPr>
-          <w:rFonts w:ascii="Times New Roman" w:hAnsi="Times New Roman"/>
-          <w:sz w:val="26"/>
-          <w:szCs w:val="26"/>
-        </w:rPr>
-        <w:t>.000.000.000</w:t>
-      </w:r>
-      <w:r>
-        <w:rPr>
-          <w:rFonts w:ascii="Times New Roman" w:hAnsi="Times New Roman"/>
-          <w:sz w:val="26"/>
-          <w:szCs w:val="26"/>
-        </w:rPr>
-        <w:t xml:space="preserve"> </w:t>
-      </w:r>
-      <w:r>
-        <w:rPr>
-          <w:rFonts w:ascii="Times New Roman" w:hAnsi="Times New Roman"/>
-          <w:color w:val="000000" w:themeColor="text1"/>
-          <w:sz w:val="26"/>
-          <w:szCs w:val="26"/>
-          <w:lang w:val="sv-SE" w:eastAsia="zh-CN"/>
-        </w:rPr>
-        <w:t>VNĐ (</w:t>
-      </w:r>
-      <w:r>
-        <w:rPr>
-          <w:rFonts w:ascii="Times New Roman" w:hAnsi="Times New Roman"/>
-          <w:sz w:val="26"/>
-          <w:szCs w:val="26"/>
-        </w:rPr>
-        <w:t>Mười</w:t>
-      </w:r>
-      <w:r>
-        <w:rPr>
-          <w:rFonts w:ascii="Times New Roman" w:hAnsi="Times New Roman"/>
-          <w:sz w:val="26"/>
-          <w:szCs w:val="26"/>
-        </w:rPr>
-        <w:t xml:space="preserve"> tỷ đồng</w:t>
-      </w:r>
-      <w:r>
-        <w:rPr>
-          <w:rFonts w:ascii="Times New Roman" w:hAnsi="Times New Roman"/>
-          <w:color w:val="000000" w:themeColor="text1"/>
-          <w:sz w:val="26"/>
-          <w:szCs w:val="26"/>
-          <w:lang w:val="sv-SE" w:eastAsia="zh-CN"/>
-        </w:rPr>
-        <w:t xml:space="preserve">) </w:t>
-      </w:r>
-      <w:r>
-        <w:rPr>
-          <w:rFonts w:ascii="Times New Roman" w:hAnsi="Times New Roman"/>
-          <w:color w:val="000000" w:themeColor="text1"/>
-          <w:sz w:val="26"/>
-          <w:szCs w:val="26"/>
-          <w:lang w:val="sv-SE" w:eastAsia="zh-CN"/>
-        </w:rPr>
-        <w:t xml:space="preserve"> chiếm </w:t>
-      </w:r>
-      <w:r>
-        <w:rPr>
-          <w:rFonts w:ascii="Times New Roman" w:eastAsia="Times New Roman" w:hAnsi="Times New Roman"/>
-          <w:color w:val="000000" w:themeColor="text1"/>
-          <w:sz w:val="26"/>
-          <w:szCs w:val="26"/>
-          <w:lang w:val="sv-SE"/>
-        </w:rPr>
-        <w:t xml:space="preserve">tỷ lệ </w:t>
-      </w:r>
-      <w:r>
-        <w:rPr>
-          <w:rFonts w:ascii="Times New Roman" w:eastAsia="Times New Roman" w:hAnsi="Times New Roman"/>
-          <w:color w:val="000000" w:themeColor="text1"/>
-          <w:sz w:val="26"/>
-          <w:szCs w:val="26"/>
-          <w:lang w:val="sv-SE"/>
-        </w:rPr>
-        <w:t>10</w:t>
-      </w:r>
-      <w:r>
-        <w:rPr>
-          <w:rFonts w:ascii="Times New Roman" w:eastAsia="Times New Roman" w:hAnsi="Times New Roman"/>
-          <w:color w:val="000000" w:themeColor="text1"/>
-          <w:sz w:val="26"/>
-          <w:szCs w:val="26"/>
-          <w:lang w:val="sv-SE"/>
-        </w:rPr>
-        <w:t>0</w:t>
-      </w:r>
-      <w:r>
-        <w:rPr>
-          <w:rFonts w:ascii="Times New Roman" w:eastAsia="Times New Roman" w:hAnsi="Times New Roman"/>
-          <w:color w:val="000000" w:themeColor="text1"/>
-          <w:sz w:val="26"/>
-          <w:szCs w:val="26"/>
-          <w:lang w:val="sv-SE"/>
-        </w:rPr>
-        <w:t xml:space="preserve">% vốn điều lệ với giá chuyển nhượng là </w:t>
-      </w:r>
-      <w:r>
-        <w:rPr>
-          <w:rFonts w:ascii="Times New Roman" w:hAnsi="Times New Roman"/>
-          <w:sz w:val="26"/>
-          <w:szCs w:val="26"/>
-        </w:rPr>
-        <w:t>10</w:t>
-      </w:r>
-      <w:r>
-        <w:rPr>
-          <w:rFonts w:ascii="Times New Roman" w:hAnsi="Times New Roman"/>
-          <w:sz w:val="26"/>
-          <w:szCs w:val="26"/>
-        </w:rPr>
-        <w:t>.000.000.000</w:t>
-      </w:r>
-      <w:r>
-        <w:rPr>
-          <w:rFonts w:ascii="Times New Roman" w:hAnsi="Times New Roman"/>
-          <w:sz w:val="26"/>
-          <w:szCs w:val="26"/>
-        </w:rPr>
-        <w:t xml:space="preserve"> </w:t>
-      </w:r>
-      <w:r>
-        <w:rPr>
-          <w:rFonts w:ascii="Times New Roman" w:hAnsi="Times New Roman"/>
-          <w:color w:val="000000" w:themeColor="text1"/>
-          <w:sz w:val="26"/>
-          <w:szCs w:val="26"/>
-          <w:lang w:val="sv-SE" w:eastAsia="zh-CN"/>
-        </w:rPr>
-        <w:t>VNĐ (</w:t>
-      </w:r>
-      <w:r>
-        <w:rPr>
-          <w:rFonts w:ascii="Times New Roman" w:hAnsi="Times New Roman"/>
-          <w:sz w:val="26"/>
-          <w:szCs w:val="26"/>
-        </w:rPr>
-        <w:t>Mười</w:t>
-      </w:r>
-      <w:r>
-        <w:rPr>
-          <w:rFonts w:ascii="Times New Roman" w:hAnsi="Times New Roman"/>
-          <w:sz w:val="26"/>
-          <w:szCs w:val="26"/>
-        </w:rPr>
-        <w:t xml:space="preserve"> tỷ đồng</w:t>
-      </w:r>
-      <w:r>
-        <w:rPr>
-          <w:rFonts w:ascii="Times New Roman" w:hAnsi="Times New Roman"/>
-          <w:color w:val="000000" w:themeColor="text1"/>
-          <w:sz w:val="26"/>
-          <w:szCs w:val="26"/>
-          <w:lang w:val="sv-SE" w:eastAsia="zh-CN"/>
-        </w:rPr>
-        <w:t xml:space="preserve">) </w:t>
       </w:r>
     </w:p>
     <w:p>
@@ -1255,27 +1270,11 @@
       </w:r>
       <w:r>
         <w:rPr>
-          <w:rFonts w:ascii="Times New Roman" w:hAnsi="Times New Roman"/>
-          <w:sz w:val="26"/>
-          <w:szCs w:val="26"/>
-        </w:rPr>
-        <w:t>10</w:t>
-      </w:r>
-      <w:r>
-        <w:rPr>
-          <w:rFonts w:ascii="Times New Roman" w:hAnsi="Times New Roman"/>
-          <w:sz w:val="26"/>
-          <w:szCs w:val="26"/>
-        </w:rPr>
-        <w:t>.000.000.000</w:t>
-      </w:r>
-      <w:r>
-        <w:rPr>
-          <w:rFonts w:ascii="Times New Roman" w:hAnsi="Times New Roman"/>
-          <w:sz w:val="26"/>
-          <w:szCs w:val="26"/>
-        </w:rPr>
-        <w:t xml:space="preserve"> </w:t>
+          <w:rFonts w:ascii="Times New Roman" w:eastAsia="Times New Roman" w:hAnsi="Times New Roman"/>
+          <w:sz w:val="24"/>
+          <w:szCs w:val="24"/>
+        </w:rPr>
+        <w:t>9.000.000.000 đồng</w:t>
       </w:r>
       <w:r>
         <w:rPr>
@@ -1285,23 +1284,15 @@
           <w:szCs w:val="26"/>
           <w:lang w:val="sv-SE" w:eastAsia="zh-CN"/>
         </w:rPr>
-        <w:t>VNĐ (</w:t>
-      </w:r>
-      <w:r>
-        <w:rPr>
-          <w:rFonts w:ascii="Times New Roman" w:hAnsi="Times New Roman"/>
-          <w:sz w:val="26"/>
-          <w:szCs w:val="26"/>
-        </w:rPr>
-        <w:t>Mười</w:t>
-      </w:r>
-      <w:r>
-        <w:rPr>
-          <w:rFonts w:ascii="Times New Roman" w:hAnsi="Times New Roman"/>
-          <w:sz w:val="26"/>
-          <w:szCs w:val="26"/>
-        </w:rPr>
-        <w:t xml:space="preserve"> tỷ đồng</w:t>
+        <w:t xml:space="preserve"> (</w:t>
+      </w:r>
+      <w:r>
+        <w:rPr>
+          <w:rFonts w:ascii="Times New Roman" w:hAnsi="Times New Roman"/>
+          <w:sz w:val="26"/>
+          <w:szCs w:val="26"/>
+        </w:rPr>
+        <w:t>Chín tỷ đồng</w:t>
       </w:r>
       <w:r>
         <w:rPr>
@@ -1401,7 +1392,7 @@
           <w:sz w:val="26"/>
           <w:szCs w:val="26"/>
         </w:rPr>
-        <w:t>CÔNG TY TNHH SẢN XUẤT VẠN SỰ PHÚC</w:t>
+        <w:t>CÔNG TY TNHH PCCC TUẤN PHÁT</w:t>
       </w:r>
       <w:r>
         <w:rPr>
@@ -1438,7 +1429,7 @@
           <w:sz w:val="26"/>
           <w:szCs w:val="26"/>
         </w:rPr>
-        <w:t>CÔNG TY TNHH SẢN XUẤT VẠN SỰ PHÚC</w:t>
+        <w:t>CÔNG TY TNHH PCCC TUẤN PHÁT</w:t>
       </w:r>
       <w:r>
         <w:rPr>
@@ -1612,7 +1603,7 @@
           <w:sz w:val="26"/>
           <w:szCs w:val="26"/>
         </w:rPr>
-        <w:t>LƯU THỊ MAI KHANH</w:t>
+        <w:t>LÊ TÚ TÀI</w:t>
       </w:r>
       <w:r>
         <w:rPr>
@@ -1638,7 +1629,7 @@
           <w:szCs w:val="24"/>
           <w:lang w:val="sv-SE"/>
         </w:rPr>
-        <w:t>HỨA NGỌC HẠNH</w:t>
+        <w:t>LÊ HOÀNG GIANG</w:t>
       </w:r>
       <w:r>
         <w:rPr>
@@ -1797,7 +1788,7 @@
                 <w:sz w:val="26"/>
                 <w:szCs w:val="26"/>
               </w:rPr>
-              <w:t>10</w:t>
+              <w:t>9.000.000.000 đồng</w:t>
             </w:r>
             <w:r>
               <w:rPr>
@@ -1807,20 +1798,9 @@
                 <w:color w:val="000000" w:themeColor="text1"/>
                 <w:sz w:val="26"/>
                 <w:szCs w:val="26"/>
-              </w:rPr>
-              <w:t>.000.000.000</w:t>
-            </w:r>
-            <w:r>
-              <w:rPr>
-                <w:rFonts w:ascii="Times New Roman" w:eastAsia="Times New Roman" w:hAnsi="Times New Roman"/>
-                <w:bCs/>
-                <w:i/>
-                <w:color w:val="000000" w:themeColor="text1"/>
-                <w:sz w:val="26"/>
-                <w:szCs w:val="26"/>
                 <w:lang w:val="vi-VN"/>
               </w:rPr>
-              <w:t xml:space="preserve"> VNĐ)</w:t>
+              <w:t>)</w:t>
             </w:r>
           </w:p>
           <w:p>
@@ -1960,7 +1940,7 @@
                 <w:szCs w:val="26"/>
                 <w:lang w:val="sv-SE"/>
               </w:rPr>
-              <w:t>LƯU THỊ MAI KHANH</w:t>
+              <w:t>LÊ TÚ TÀI</w:t>
             </w:r>
           </w:p>
           <w:p>
@@ -2237,7 +2217,7 @@
                 <w:szCs w:val="24"/>
                 <w:lang w:val="sv-SE"/>
               </w:rPr>
-              <w:t>HỨA NGỌC HẠNH</w:t>
+              <w:t>LÊ HOÀNG GIANG</w:t>
             </w:r>
           </w:p>
         </w:tc>
@@ -2314,10 +2294,19 @@
                 <w:szCs w:val="26"/>
                 <w:lang w:val="sv-SE"/>
               </w:rPr>
-              <w:t>26</w:t>
-            </w:r>
-            <w:bookmarkStart w:id="0" w:name="_GoBack"/>
-            <w:bookmarkEnd w:id="0"/>
+              <w:t>2</w:t>
+            </w:r>
+            <w:r>
+              <w:rPr>
+                <w:rFonts w:ascii="Times New Roman" w:eastAsia="Times New Roman" w:hAnsi="Times New Roman"/>
+                <w:bCs/>
+                <w:color w:val="000000" w:themeColor="text1"/>
+                <w:sz w:val="26"/>
+                <w:szCs w:val="26"/>
+                <w:lang w:val="sv-SE"/>
+              </w:rPr>
+              <w:t>9</w:t>
+            </w:r>
             <w:r>
               <w:rPr>
                 <w:rFonts w:ascii="Times New Roman" w:eastAsia="Times New Roman" w:hAnsi="Times New Roman"/>
@@ -2544,7 +2533,7 @@
                 <w:szCs w:val="26"/>
                 <w:lang w:val="sv-SE"/>
               </w:rPr>
-              <w:t>LƯU THỊ MAI KHANH</w:t>
+              <w:t>LÊ TÚ TÀI</w:t>
             </w:r>
           </w:p>
           <w:p>
@@ -3827,7 +3816,7 @@
 </file>
 
 <file path=customXml/itemProps1.xml><?xml version="1.0" encoding="utf-8"?>
-<ds:datastoreItem xmlns:ds="http://schemas.openxmlformats.org/officeDocument/2006/customXml" ds:itemID="{C2CDF39D-0862-45F9-AEFE-63F452AC65BA}">
+<ds:datastoreItem xmlns:ds="http://schemas.openxmlformats.org/officeDocument/2006/customXml" ds:itemID="{E42A253B-455F-4034-A053-F1996ADE6AB0}">
   <ds:schemaRefs>
     <ds:schemaRef ds:uri="http://schemas.openxmlformats.org/officeDocument/2006/bibliography"/>
   </ds:schemaRefs>
